--- a/docs/요구사항정의서_v1.9.docx
+++ b/docs/요구사항정의서_v1.9.docx
@@ -1656,7 +1656,7 @@
                 <w:sz w:val="18"/>
                 <w:szCs w:val="18"/>
               </w:rPr>
-              <w:t xml:space="preserve">P1 단계 말 일괄 개정(D-55~D-78) — AUTH-03·08·09, TASK-04, SCH-02·03, REC-04, UX-02·03 수정, 5.4 사본 갱신 기준(프로필 version), 5.5 VERSION_CONFLICT·PATCH version 필수, 5.6 공휴일 파일 위치, 5.7 운영 도메인·배포 브랜치·메일 국외 이전 대상, 6장(User·UserEvent·UserSnapshot·UserSetting·Project·Tag·Task·ScheduleEvent 칸 보완, VerificationCode 이름 정정, ScheduleException 추가) 수정</w:t>
+              <w:t xml:space="preserve">P1 단계 말 일괄 개정(D-55~D-78) — AUTH-03·08·09, TASK-04, SCH-02·03, REC-04, UX-02·03 수정, 5.4 사본 갱신 기준(프로필 version)·테마는 피드 대상에서 제외(D-60에 맞춰 정정), 5.5 VERSION_CONFLICT·PATCH version 필수, 5.6 공휴일 파일 위치, 5.7 운영 도메인·배포 브랜치·메일 국외 이전 대상, 6장(User·UserEvent·UserSnapshot·UserSetting·Project·Tag·Task·ScheduleEvent 칸 보완, VerificationCode 이름 정정, ScheduleException 추가) 수정</w:t>
             </w:r>
           </w:p>
         </w:tc>
@@ -22302,7 +22302,7 @@
                 <w:sz w:val="18"/>
                 <w:szCs w:val="18"/>
               </w:rPr>
-              <w:t xml:space="preserve">공통 프로필 (이름, 소속, 표시용 직책, 시간대, 주 시작 요일, 업무 요일, 테마)</w:t>
+              <w:t xml:space="preserve">공통 프로필 (이름, 소속, 표시용 직책, 시간대, 주 시작 요일, 업무 요일)</w:t>
             </w:r>
           </w:p>
         </w:tc>
@@ -22367,6 +22367,104 @@
                 <w:szCs w:val="18"/>
               </w:rPr>
               <w:t xml:space="preserve">사용자 변경 피드 → 각 모듈의 읽기 전용 사본</w:t>
+            </w:r>
+          </w:p>
+        </w:tc>
+      </w:tr>
+      <w:tr>
+        <w:tc>
+          <w:tcPr>
+            <w:tcW w:type="dxa" w:w="3610"/>
+            <w:tcBorders>
+              <w:top w:val="single" w:color="A6A6A6" w:sz="4"/>
+              <w:left w:val="single" w:color="A6A6A6" w:sz="4"/>
+              <w:bottom w:val="single" w:color="A6A6A6" w:sz="4"/>
+              <w:right w:val="single" w:color="A6A6A6" w:sz="4"/>
+            </w:tcBorders>
+            <w:tcMar>
+              <w:top w:type="dxa" w:w="60"/>
+              <w:left w:type="dxa" w:w="100"/>
+              <w:bottom w:type="dxa" w:w="60"/>
+              <w:right w:type="dxa" w:w="100"/>
+            </w:tcMar>
+          </w:tcPr>
+          <w:p>
+            <w:pPr>
+              <w:spacing w:after="0" w:line="276"/>
+              <w:jc w:val="left"/>
+            </w:pPr>
+            <w:r>
+              <w:rPr>
+                <w:b w:val="false"/>
+                <w:bCs w:val="false"/>
+                <w:sz w:val="18"/>
+                <w:szCs w:val="18"/>
+              </w:rPr>
+              <w:t xml:space="preserve">앱 전체 화면 설정 (테마, 키보드 단축키 켜기/끄기)</w:t>
+            </w:r>
+          </w:p>
+        </w:tc>
+        <w:tc>
+          <w:tcPr>
+            <w:tcW w:type="dxa" w:w="2256"/>
+            <w:tcBorders>
+              <w:top w:val="single" w:color="A6A6A6" w:sz="4"/>
+              <w:left w:val="single" w:color="A6A6A6" w:sz="4"/>
+              <w:bottom w:val="single" w:color="A6A6A6" w:sz="4"/>
+              <w:right w:val="single" w:color="A6A6A6" w:sz="4"/>
+            </w:tcBorders>
+            <w:tcMar>
+              <w:top w:type="dxa" w:w="60"/>
+              <w:left w:type="dxa" w:w="100"/>
+              <w:bottom w:type="dxa" w:w="60"/>
+              <w:right w:type="dxa" w:w="100"/>
+            </w:tcMar>
+          </w:tcPr>
+          <w:p>
+            <w:pPr>
+              <w:spacing w:after="0" w:line="276"/>
+              <w:jc w:val="left"/>
+            </w:pPr>
+            <w:r>
+              <w:rPr>
+                <w:b w:val="false"/>
+                <w:bCs w:val="false"/>
+                <w:sz w:val="18"/>
+                <w:szCs w:val="18"/>
+              </w:rPr>
+              <w:t xml:space="preserve">identity</w:t>
+            </w:r>
+          </w:p>
+        </w:tc>
+        <w:tc>
+          <w:tcPr>
+            <w:tcW w:type="dxa" w:w="3160"/>
+            <w:tcBorders>
+              <w:top w:val="single" w:color="A6A6A6" w:sz="4"/>
+              <w:left w:val="single" w:color="A6A6A6" w:sz="4"/>
+              <w:bottom w:val="single" w:color="A6A6A6" w:sz="4"/>
+              <w:right w:val="single" w:color="A6A6A6" w:sz="4"/>
+            </w:tcBorders>
+            <w:tcMar>
+              <w:top w:type="dxa" w:w="60"/>
+              <w:left w:type="dxa" w:w="100"/>
+              <w:bottom w:type="dxa" w:w="60"/>
+              <w:right w:type="dxa" w:w="100"/>
+            </w:tcMar>
+          </w:tcPr>
+          <w:p>
+            <w:pPr>
+              <w:spacing w:after="0" w:line="276"/>
+              <w:jc w:val="left"/>
+            </w:pPr>
+            <w:r>
+              <w:rPr>
+                <w:b w:val="false"/>
+                <w:bCs w:val="false"/>
+                <w:sz w:val="18"/>
+                <w:szCs w:val="18"/>
+              </w:rPr>
+              <w:t xml:space="preserve">전달하지 않음 (내 정보 응답으로 화면이 직접 읽음, D-60)</w:t>
             </w:r>
           </w:p>
         </w:tc>
